--- a/trivia_outputs/d4277143/Classic_Arcade_Trivia_kindle.docx
+++ b/trivia_outputs/d4277143/Classic_Arcade_Trivia_kindle.docx
@@ -4102,7 +4102,7 @@
           <w:color w:val="000000"/>
           <w:sz w:val="40"/>
         </w:rPr>
-        <w:t>C — Puck Man</w:t>
+        <w:t>C - Puck Man</w:t>
       </w:r>
       <w:bookmarkEnd w:id="269"/>
     </w:p>
@@ -4131,7 +4131,7 @@
           <w:color w:val="000000"/>
           <w:sz w:val="40"/>
         </w:rPr>
-        <w:t>B — Toru Iwatani</w:t>
+        <w:t>B - Toru Iwatani</w:t>
       </w:r>
       <w:bookmarkEnd w:id="270"/>
     </w:p>
@@ -4160,7 +4160,7 @@
           <w:color w:val="000000"/>
           <w:sz w:val="40"/>
         </w:rPr>
-        <w:t>D — The right half of the screen becomes garbled and the level is unbeatable</w:t>
+        <w:t>D - The right half of the screen becomes garbled and the level is unbeatable</w:t>
       </w:r>
       <w:bookmarkEnd w:id="271"/>
     </w:p>
@@ -4189,7 +4189,7 @@
           <w:color w:val="000000"/>
           <w:sz w:val="40"/>
         </w:rPr>
-        <w:t>A — Clyde (orange)</w:t>
+        <w:t>A - Clyde (orange)</w:t>
       </w:r>
       <w:bookmarkEnd w:id="272"/>
     </w:p>
@@ -4218,7 +4218,7 @@
           <w:color w:val="000000"/>
           <w:sz w:val="40"/>
         </w:rPr>
-        <w:t>C — Ms. Pac-Man</w:t>
+        <w:t>C - Ms. Pac-Man</w:t>
       </w:r>
       <w:bookmarkEnd w:id="273"/>
     </w:p>
@@ -4247,7 +4247,7 @@
           <w:color w:val="000000"/>
           <w:sz w:val="40"/>
         </w:rPr>
-        <w:t>C — 240</w:t>
+        <w:t>C - 240</w:t>
       </w:r>
       <w:bookmarkEnd w:id="274"/>
     </w:p>
@@ -4276,7 +4276,7 @@
           <w:color w:val="000000"/>
           <w:sz w:val="40"/>
         </w:rPr>
-        <w:t>B — Midway Manufacturing</w:t>
+        <w:t>B - Midway Manufacturing</w:t>
       </w:r>
       <w:bookmarkEnd w:id="275"/>
     </w:p>
@@ -4305,7 +4305,7 @@
           <w:color w:val="000000"/>
           <w:sz w:val="40"/>
         </w:rPr>
-        <w:t>D — Cherry</w:t>
+        <w:t>D - Cherry</w:t>
       </w:r>
       <w:bookmarkEnd w:id="276"/>
     </w:p>
@@ -4354,7 +4354,7 @@
           <w:color w:val="000000"/>
           <w:sz w:val="40"/>
         </w:rPr>
-        <w:t>C — Shigeru Miyamoto</w:t>
+        <w:t>C - Shigeru Miyamoto</w:t>
       </w:r>
       <w:bookmarkEnd w:id="278"/>
     </w:p>
@@ -4383,7 +4383,7 @@
           <w:color w:val="000000"/>
           <w:sz w:val="40"/>
         </w:rPr>
-        <w:t>A — Jumpman</w:t>
+        <w:t>A - Jumpman</w:t>
       </w:r>
       <w:bookmarkEnd w:id="279"/>
     </w:p>
@@ -4412,7 +4412,7 @@
           <w:color w:val="000000"/>
           <w:sz w:val="40"/>
         </w:rPr>
-        <w:t>D — 4</w:t>
+        <w:t>D - 4</w:t>
       </w:r>
       <w:bookmarkEnd w:id="280"/>
     </w:p>
@@ -4441,7 +4441,7 @@
           <w:color w:val="000000"/>
           <w:sz w:val="40"/>
         </w:rPr>
-        <w:t>B — Universal City Studios</w:t>
+        <w:t>B - Universal City Studios</w:t>
       </w:r>
       <w:bookmarkEnd w:id="281"/>
     </w:p>
@@ -4470,7 +4470,7 @@
           <w:color w:val="000000"/>
           <w:sz w:val="40"/>
         </w:rPr>
-        <w:t>C — A hammer</w:t>
+        <w:t>C - A hammer</w:t>
       </w:r>
       <w:bookmarkEnd w:id="282"/>
     </w:p>
@@ -4499,7 +4499,7 @@
           <w:color w:val="000000"/>
           <w:sz w:val="40"/>
         </w:rPr>
-        <w:t>D — Steve Wiebe</w:t>
+        <w:t>D - Steve Wiebe</w:t>
       </w:r>
       <w:bookmarkEnd w:id="283"/>
     </w:p>
@@ -4528,7 +4528,7 @@
           <w:color w:val="000000"/>
           <w:sz w:val="40"/>
         </w:rPr>
-        <w:t>B — Pauline</w:t>
+        <w:t>B - Pauline</w:t>
       </w:r>
       <w:bookmarkEnd w:id="284"/>
     </w:p>
@@ -4557,7 +4557,7 @@
           <w:color w:val="000000"/>
           <w:sz w:val="40"/>
         </w:rPr>
-        <w:t>A — Popeye</w:t>
+        <w:t>A - Popeye</w:t>
       </w:r>
       <w:bookmarkEnd w:id="285"/>
     </w:p>
@@ -4606,7 +4606,7 @@
           <w:color w:val="000000"/>
           <w:sz w:val="40"/>
         </w:rPr>
-        <w:t>C — Tomohiro Nishikado</w:t>
+        <w:t>C - Tomohiro Nishikado</w:t>
       </w:r>
       <w:bookmarkEnd w:id="287"/>
     </w:p>
@@ -4635,7 +4635,7 @@
           <w:color w:val="000000"/>
           <w:sz w:val="40"/>
         </w:rPr>
-        <w:t>A — 1978</w:t>
+        <w:t>A - 1978</w:t>
       </w:r>
       <w:bookmarkEnd w:id="288"/>
     </w:p>
@@ -4664,7 +4664,7 @@
           <w:color w:val="000000"/>
           <w:sz w:val="40"/>
         </w:rPr>
-        <w:t>B — The hardware renders fewer sprites faster, causing the remaining aliens to move more quickly</w:t>
+        <w:t>B - The hardware renders fewer sprites faster, causing the remaining aliens to move more quickly</w:t>
       </w:r>
       <w:bookmarkEnd w:id="289"/>
     </w:p>
@@ -4693,7 +4693,7 @@
           <w:color w:val="000000"/>
           <w:sz w:val="40"/>
         </w:rPr>
-        <w:t>D — 5</w:t>
+        <w:t>D - 5</w:t>
       </w:r>
       <w:bookmarkEnd w:id="290"/>
     </w:p>
@@ -4722,7 +4722,7 @@
           <w:color w:val="000000"/>
           <w:sz w:val="40"/>
         </w:rPr>
-        <w:t>D — The 100-yen coin</w:t>
+        <w:t>D - The 100-yen coin</w:t>
       </w:r>
       <w:bookmarkEnd w:id="291"/>
     </w:p>
@@ -4751,7 +4751,7 @@
           <w:color w:val="000000"/>
           <w:sz w:val="40"/>
         </w:rPr>
-        <w:t>A — Midway</w:t>
+        <w:t>A - Midway</w:t>
       </w:r>
       <w:bookmarkEnd w:id="292"/>
     </w:p>
@@ -4780,7 +4780,7 @@
           <w:color w:val="000000"/>
           <w:sz w:val="40"/>
         </w:rPr>
-        <w:t>D — 300</w:t>
+        <w:t>D - 300</w:t>
       </w:r>
       <w:bookmarkEnd w:id="293"/>
     </w:p>
@@ -4807,7 +4807,7 @@
           <w:color w:val="000000"/>
           <w:sz w:val="40"/>
         </w:rPr>
-        <w:t>B — Atari 2600</w:t>
+        <w:t>B - Atari 2600</w:t>
       </w:r>
       <w:bookmarkEnd w:id="294"/>
     </w:p>
